--- a/CÔNG TY CỔ PHẦN THÉP MI NA KAN SAI/Giải thể B1/GiayUyQuyen.docx
+++ b/CÔNG TY CỔ PHẦN THÉP MI NA KAN SAI/Giải thể B1/GiayUyQuyen.docx
@@ -458,7 +458,6 @@
         <w:t xml:space="preserve"> </w:t>
       </w:r>
       <w:proofErr w:type="spellStart"/>
-      <w:proofErr w:type="gramStart"/>
       <w:r>
         <w:rPr>
           <w:rFonts w:ascii="Times New Roman" w:hAnsi="Times New Roman" w:cs="Times New Roman"/>
@@ -478,7 +477,6 @@
         </w:rPr>
         <w:t xml:space="preserve"> :</w:t>
       </w:r>
-      <w:proofErr w:type="gramEnd"/>
       <w:r>
         <w:rPr>
           <w:rFonts w:ascii="Times New Roman" w:hAnsi="Times New Roman" w:cs="Times New Roman"/>
@@ -670,7 +668,16 @@
           <w:szCs w:val="26"/>
           <w:lang w:eastAsia="zh-CN"/>
         </w:rPr>
-        <w:t>: Dương Thị Lan Anh</w:t>
+        <w:t xml:space="preserve">: </w:t>
+      </w:r>
+      <w:r>
+        <w:rPr>
+          <w:rFonts w:ascii="Times New Roman" w:hAnsi="Times New Roman"/>
+          <w:sz w:val="26"/>
+          <w:szCs w:val="26"/>
+          <w:lang w:val="nl-NL"/>
+        </w:rPr>
+        <w:t>DƯƠNG THỊ LAN ANH</w:t>
       </w:r>
       <w:r>
         <w:rPr>
@@ -715,7 +722,6 @@
         <w:t xml:space="preserve"> </w:t>
       </w:r>
       <w:proofErr w:type="spellStart"/>
-      <w:proofErr w:type="gramStart"/>
       <w:r>
         <w:rPr>
           <w:rFonts w:ascii="Times New Roman" w:hAnsi="Times New Roman" w:cs="Times New Roman"/>
@@ -735,18 +741,7 @@
           <w:szCs w:val="26"/>
           <w:lang w:eastAsia="zh-CN"/>
         </w:rPr>
-        <w:t xml:space="preserve"> :</w:t>
-      </w:r>
-      <w:proofErr w:type="gramEnd"/>
-      <w:r>
-        <w:rPr>
-          <w:rFonts w:ascii="Times New Roman" w:hAnsi="Times New Roman" w:cs="Times New Roman"/>
-          <w:color w:val="000000"/>
-          <w:sz w:val="26"/>
-          <w:szCs w:val="26"/>
-          <w:lang w:eastAsia="zh-CN"/>
-        </w:rPr>
-        <w:t xml:space="preserve"> </w:t>
+        <w:t xml:space="preserve"> : </w:t>
       </w:r>
       <w:proofErr w:type="spellStart"/>
       <w:r>
@@ -930,7 +925,6 @@
         </w:rPr>
         <w:t xml:space="preserve"> </w:t>
       </w:r>
-      <w:proofErr w:type="gramStart"/>
       <w:r>
         <w:rPr>
           <w:rFonts w:ascii="Times New Roman" w:hAnsi="Times New Roman" w:cs="Times New Roman"/>
@@ -951,7 +945,6 @@
         </w:rPr>
         <w:t>mail:minakansai@gmail.com</w:t>
       </w:r>
-      <w:proofErr w:type="gramEnd"/>
     </w:p>
     <w:p>
       <w:pPr>
@@ -1032,7 +1025,6 @@
         <w:t xml:space="preserve"> </w:t>
       </w:r>
       <w:proofErr w:type="spellStart"/>
-      <w:proofErr w:type="gramStart"/>
       <w:r>
         <w:rPr>
           <w:rFonts w:ascii="Times New Roman" w:hAnsi="Times New Roman" w:cs="Times New Roman"/>
@@ -1052,18 +1044,7 @@
           <w:szCs w:val="26"/>
           <w:lang w:eastAsia="zh-CN"/>
         </w:rPr>
-        <w:t xml:space="preserve"> :</w:t>
-      </w:r>
-      <w:proofErr w:type="gramEnd"/>
-      <w:r>
-        <w:rPr>
-          <w:rFonts w:ascii="Times New Roman" w:hAnsi="Times New Roman" w:cs="Times New Roman"/>
-          <w:color w:val="000000"/>
-          <w:sz w:val="26"/>
-          <w:szCs w:val="26"/>
-          <w:lang w:eastAsia="zh-CN"/>
-        </w:rPr>
-        <w:t xml:space="preserve"> </w:t>
+        <w:t xml:space="preserve"> : </w:t>
       </w:r>
       <w:r>
         <w:rPr>
@@ -1115,7 +1096,6 @@
         <w:t xml:space="preserve"> Thảo </w:t>
       </w:r>
       <w:proofErr w:type="spellStart"/>
-      <w:proofErr w:type="gramStart"/>
       <w:r>
         <w:rPr>
           <w:rFonts w:ascii="Times New Roman" w:eastAsia="Calibri" w:hAnsi="Times New Roman" w:cs="Times New Roman"/>
@@ -1133,17 +1113,7 @@
           <w:sz w:val="26"/>
           <w:szCs w:val="26"/>
         </w:rPr>
-        <w:t xml:space="preserve"> ,</w:t>
-      </w:r>
-      <w:proofErr w:type="gramEnd"/>
-      <w:r>
-        <w:rPr>
-          <w:rFonts w:ascii="Times New Roman" w:eastAsia="Calibri" w:hAnsi="Times New Roman" w:cs="Times New Roman"/>
-          <w:color w:val="000000" w:themeColor="text1"/>
-          <w:sz w:val="26"/>
-          <w:szCs w:val="26"/>
-        </w:rPr>
-        <w:t xml:space="preserve"> Thành </w:t>
+        <w:t xml:space="preserve"> , Thành </w:t>
       </w:r>
       <w:proofErr w:type="spellStart"/>
       <w:r>
@@ -2259,13 +2229,12 @@
       </w:pPr>
       <w:r>
         <w:rPr>
-          <w:rFonts w:ascii="Times New Roman" w:hAnsi="Times New Roman" w:cs="Times New Roman"/>
-          <w:color w:val="000000"/>
-          <w:sz w:val="26"/>
-          <w:szCs w:val="26"/>
-          <w:lang w:val="vi-VN" w:eastAsia="zh-CN"/>
-        </w:rPr>
-        <w:t>Dương Thị Lan Anh</w:t>
+          <w:rFonts w:ascii="Times New Roman" w:hAnsi="Times New Roman"/>
+          <w:sz w:val="26"/>
+          <w:szCs w:val="26"/>
+          <w:lang w:val="nl-NL"/>
+        </w:rPr>
+        <w:t>DƯƠNG THỊ LAN ANH</w:t>
       </w:r>
     </w:p>
     <w:sectPr>
